--- a/Guida_FreudKB_Completa_v2.docx
+++ b/Guida_FreudKB_Completa_v2.docx
@@ -230,6 +230,7 @@
     <w:p>
       <w:pPr>
         <w:rPr>
+          <w:u w:val="single"/>
           <w:lang w:val="it-IT"/>
         </w:rPr>
       </w:pPr>
@@ -448,7 +449,7 @@
           <w:rFonts w:ascii="Segoe UI" w:eastAsia="Times New Roman" w:hAnsi="Segoe UI" w:cs="Segoe UI"/>
           <w:sz w:val="21"/>
           <w:szCs w:val="21"/>
-          <w:lang w:eastAsia="it-IT"/>
+          <w:lang w:val="it-IT" w:eastAsia="it-IT"/>
         </w:rPr>
       </w:pPr>
       <w:r>
@@ -530,7 +531,16 @@
           <w:szCs w:val="21"/>
           <w:lang w:eastAsia="it-IT"/>
         </w:rPr>
-        <w:t xml:space="preserve"> 01_enrich_kb.py </w:t>
+        <w:t xml:space="preserve"> </w:t>
+      </w:r>
+      <w:r>
+        <w:rPr>
+          <w:rFonts w:ascii="Segoe UI" w:eastAsia="Times New Roman" w:hAnsi="Segoe UI" w:cs="Segoe UI"/>
+          <w:sz w:val="21"/>
+          <w:szCs w:val="21"/>
+          <w:lang w:val="it-IT" w:eastAsia="it-IT"/>
+        </w:rPr>
+        <w:t>00_clean_freud_kb.py</w:t>
       </w:r>
     </w:p>
     <w:p>
@@ -542,7 +552,7 @@
           <w:rFonts w:ascii="Segoe UI" w:eastAsia="Times New Roman" w:hAnsi="Segoe UI" w:cs="Segoe UI"/>
           <w:sz w:val="21"/>
           <w:szCs w:val="21"/>
-          <w:lang w:eastAsia="it-IT"/>
+          <w:lang w:val="it-IT" w:eastAsia="it-IT"/>
         </w:rPr>
       </w:pPr>
       <w:r>
@@ -615,7 +625,515 @@
           <w:szCs w:val="21"/>
           <w:lang w:eastAsia="it-IT"/>
         </w:rPr>
-        <w:t xml:space="preserve"> 02_index_chroma.py</w:t>
+        <w:t xml:space="preserve"> </w:t>
+      </w:r>
+      <w:r>
+        <w:rPr>
+          <w:rFonts w:ascii="Segoe UI" w:eastAsia="Times New Roman" w:hAnsi="Segoe UI" w:cs="Segoe UI"/>
+          <w:sz w:val="21"/>
+          <w:szCs w:val="21"/>
+          <w:lang w:val="it-IT" w:eastAsia="it-IT"/>
+        </w:rPr>
+        <w:t>01_scrape_freud.py</w:t>
+      </w:r>
+    </w:p>
+    <w:p>
+      <w:pPr>
+        <w:pStyle w:val="Paragrafoelenco"/>
+        <w:spacing w:after="0" w:line="300" w:lineRule="atLeast"/>
+        <w:ind w:left="1440"/>
+        <w:rPr>
+          <w:rFonts w:ascii="Segoe UI" w:eastAsia="Times New Roman" w:hAnsi="Segoe UI" w:cs="Segoe UI"/>
+          <w:sz w:val="21"/>
+          <w:szCs w:val="21"/>
+          <w:lang w:val="it-IT" w:eastAsia="it-IT"/>
+        </w:rPr>
+      </w:pPr>
+      <w:r>
+        <w:rPr>
+          <w:rFonts w:ascii="Segoe UI" w:eastAsia="Times New Roman" w:hAnsi="Segoe UI" w:cs="Segoe UI"/>
+          <w:sz w:val="21"/>
+          <w:szCs w:val="21"/>
+          <w:lang w:eastAsia="it-IT"/>
+        </w:rPr>
+        <w:t xml:space="preserve">     </w:t>
+      </w:r>
+      <w:r>
+        <w:rPr>
+          <w:rFonts w:ascii="Segoe UI" w:eastAsia="Times New Roman" w:hAnsi="Segoe UI" w:cs="Segoe UI"/>
+          <w:sz w:val="21"/>
+          <w:szCs w:val="21"/>
+          <w:lang w:eastAsia="it-IT"/>
+        </w:rPr>
+        <w:t xml:space="preserve">    </w:t>
+      </w:r>
+      <w:r>
+        <w:rPr>
+          <w:rFonts w:ascii="Segoe UI" w:eastAsia="Times New Roman" w:hAnsi="Segoe UI" w:cs="Segoe UI"/>
+          <w:sz w:val="21"/>
+          <w:szCs w:val="21"/>
+          <w:lang w:eastAsia="it-IT"/>
+        </w:rPr>
+        <w:t xml:space="preserve"> </w:t>
+      </w:r>
+      <w:r>
+        <w:rPr>
+          <w:rFonts w:ascii="Segoe UI" w:eastAsia="Times New Roman" w:hAnsi="Segoe UI" w:cs="Segoe UI"/>
+          <w:sz w:val="21"/>
+          <w:szCs w:val="21"/>
+          <w:lang w:eastAsia="it-IT"/>
+        </w:rPr>
+        <w:t xml:space="preserve"> </w:t>
+      </w:r>
+      <w:r>
+        <w:rPr>
+          <w:rFonts w:ascii="MS Gothic" w:eastAsia="MS Gothic" w:hAnsi="MS Gothic" w:cs="MS Gothic"/>
+          <w:sz w:val="21"/>
+          <w:szCs w:val="21"/>
+          <w:lang w:eastAsia="it-IT"/>
+        </w:rPr>
+        <w:t>│</w:t>
+      </w:r>
+      <w:r>
+        <w:rPr>
+          <w:rFonts w:ascii="Segoe UI" w:eastAsia="Times New Roman" w:hAnsi="Segoe UI" w:cs="Segoe UI"/>
+          <w:sz w:val="21"/>
+          <w:szCs w:val="21"/>
+          <w:lang w:eastAsia="it-IT"/>
+        </w:rPr>
+        <w:t xml:space="preserve"> </w:t>
+      </w:r>
+      <w:r>
+        <w:rPr>
+          <w:rFonts w:ascii="Segoe UI" w:eastAsia="Times New Roman" w:hAnsi="Segoe UI" w:cs="Segoe UI"/>
+          <w:sz w:val="21"/>
+          <w:szCs w:val="21"/>
+          <w:lang w:eastAsia="it-IT"/>
+        </w:rPr>
+        <w:t xml:space="preserve">     </w:t>
+      </w:r>
+      <w:r>
+        <w:rPr>
+          <w:rFonts w:ascii="MS Gothic" w:eastAsia="MS Gothic" w:hAnsi="MS Gothic" w:cs="MS Gothic"/>
+          <w:sz w:val="21"/>
+          <w:szCs w:val="21"/>
+          <w:lang w:eastAsia="it-IT"/>
+        </w:rPr>
+        <w:t>├─</w:t>
+      </w:r>
+      <w:r>
+        <w:rPr>
+          <w:rFonts w:ascii="Segoe UI" w:eastAsia="Times New Roman" w:hAnsi="Segoe UI" w:cs="Segoe UI"/>
+          <w:sz w:val="21"/>
+          <w:szCs w:val="21"/>
+          <w:lang w:eastAsia="it-IT"/>
+        </w:rPr>
+        <w:t xml:space="preserve"> </w:t>
+      </w:r>
+      <w:r>
+        <w:rPr>
+          <w:rFonts w:ascii="Segoe UI" w:eastAsia="Times New Roman" w:hAnsi="Segoe UI" w:cs="Segoe UI"/>
+          <w:sz w:val="21"/>
+          <w:szCs w:val="21"/>
+          <w:lang w:val="it-IT" w:eastAsia="it-IT"/>
+        </w:rPr>
+        <w:t>02_download_documents.py</w:t>
+      </w:r>
+    </w:p>
+    <w:p>
+      <w:pPr>
+        <w:pStyle w:val="Paragrafoelenco"/>
+        <w:spacing w:after="0" w:line="300" w:lineRule="atLeast"/>
+        <w:ind w:left="1440"/>
+        <w:rPr>
+          <w:rFonts w:ascii="Segoe UI" w:eastAsia="Times New Roman" w:hAnsi="Segoe UI" w:cs="Segoe UI"/>
+          <w:sz w:val="21"/>
+          <w:szCs w:val="21"/>
+          <w:lang w:val="it-IT" w:eastAsia="it-IT"/>
+        </w:rPr>
+      </w:pPr>
+      <w:r>
+        <w:rPr>
+          <w:rFonts w:ascii="Segoe UI" w:eastAsia="Times New Roman" w:hAnsi="Segoe UI" w:cs="Segoe UI"/>
+          <w:sz w:val="21"/>
+          <w:szCs w:val="21"/>
+          <w:lang w:eastAsia="it-IT"/>
+        </w:rPr>
+        <w:t xml:space="preserve">  </w:t>
+      </w:r>
+      <w:r>
+        <w:rPr>
+          <w:rFonts w:ascii="Segoe UI" w:eastAsia="Times New Roman" w:hAnsi="Segoe UI" w:cs="Segoe UI"/>
+          <w:sz w:val="21"/>
+          <w:szCs w:val="21"/>
+          <w:lang w:eastAsia="it-IT"/>
+        </w:rPr>
+        <w:t xml:space="preserve">        </w:t>
+      </w:r>
+      <w:r>
+        <w:rPr>
+          <w:rFonts w:ascii="Segoe UI" w:eastAsia="Times New Roman" w:hAnsi="Segoe UI" w:cs="Segoe UI"/>
+          <w:sz w:val="21"/>
+          <w:szCs w:val="21"/>
+          <w:lang w:eastAsia="it-IT"/>
+        </w:rPr>
+        <w:t xml:space="preserve"> </w:t>
+      </w:r>
+      <w:r>
+        <w:rPr>
+          <w:rFonts w:ascii="MS Gothic" w:eastAsia="MS Gothic" w:hAnsi="MS Gothic" w:cs="MS Gothic"/>
+          <w:sz w:val="21"/>
+          <w:szCs w:val="21"/>
+          <w:lang w:eastAsia="it-IT"/>
+        </w:rPr>
+        <w:t>│</w:t>
+      </w:r>
+      <w:r>
+        <w:rPr>
+          <w:rFonts w:ascii="Segoe UI" w:eastAsia="Times New Roman" w:hAnsi="Segoe UI" w:cs="Segoe UI"/>
+          <w:sz w:val="21"/>
+          <w:szCs w:val="21"/>
+          <w:lang w:eastAsia="it-IT"/>
+        </w:rPr>
+        <w:t xml:space="preserve"> </w:t>
+      </w:r>
+      <w:r>
+        <w:rPr>
+          <w:rFonts w:ascii="Segoe UI" w:eastAsia="Times New Roman" w:hAnsi="Segoe UI" w:cs="Segoe UI"/>
+          <w:sz w:val="21"/>
+          <w:szCs w:val="21"/>
+          <w:lang w:eastAsia="it-IT"/>
+        </w:rPr>
+        <w:t xml:space="preserve">     </w:t>
+      </w:r>
+      <w:r>
+        <w:rPr>
+          <w:rFonts w:ascii="MS Gothic" w:eastAsia="MS Gothic" w:hAnsi="MS Gothic" w:cs="MS Gothic"/>
+          <w:sz w:val="21"/>
+          <w:szCs w:val="21"/>
+          <w:lang w:eastAsia="it-IT"/>
+        </w:rPr>
+        <w:t>├─</w:t>
+      </w:r>
+      <w:r>
+        <w:rPr>
+          <w:rFonts w:ascii="Segoe UI" w:eastAsia="Times New Roman" w:hAnsi="Segoe UI" w:cs="Segoe UI"/>
+          <w:sz w:val="21"/>
+          <w:szCs w:val="21"/>
+          <w:lang w:eastAsia="it-IT"/>
+        </w:rPr>
+        <w:t xml:space="preserve"> </w:t>
+      </w:r>
+      <w:r>
+        <w:rPr>
+          <w:rFonts w:ascii="Segoe UI" w:eastAsia="Times New Roman" w:hAnsi="Segoe UI" w:cs="Segoe UI"/>
+          <w:sz w:val="21"/>
+          <w:szCs w:val="21"/>
+          <w:lang w:val="it-IT" w:eastAsia="it-IT"/>
+        </w:rPr>
+        <w:t>03_index_freud.py</w:t>
+      </w:r>
+    </w:p>
+    <w:p>
+      <w:pPr>
+        <w:pStyle w:val="Paragrafoelenco"/>
+        <w:spacing w:after="0" w:line="300" w:lineRule="atLeast"/>
+        <w:ind w:left="1440"/>
+        <w:rPr>
+          <w:rFonts w:ascii="Segoe UI" w:eastAsia="Times New Roman" w:hAnsi="Segoe UI" w:cs="Segoe UI"/>
+          <w:sz w:val="21"/>
+          <w:szCs w:val="21"/>
+          <w:lang w:val="it-IT" w:eastAsia="it-IT"/>
+        </w:rPr>
+      </w:pPr>
+      <w:r>
+        <w:rPr>
+          <w:rFonts w:ascii="Segoe UI" w:eastAsia="Times New Roman" w:hAnsi="Segoe UI" w:cs="Segoe UI"/>
+          <w:sz w:val="21"/>
+          <w:szCs w:val="21"/>
+          <w:lang w:val="it-IT" w:eastAsia="it-IT"/>
+        </w:rPr>
+        <w:t xml:space="preserve">           </w:t>
+      </w:r>
+      <w:r>
+        <w:rPr>
+          <w:rFonts w:ascii="MS Gothic" w:eastAsia="MS Gothic" w:hAnsi="MS Gothic" w:cs="MS Gothic"/>
+          <w:sz w:val="21"/>
+          <w:szCs w:val="21"/>
+          <w:lang w:val="it-IT" w:eastAsia="it-IT"/>
+        </w:rPr>
+        <w:t>│</w:t>
+      </w:r>
+      <w:r>
+        <w:rPr>
+          <w:rFonts w:ascii="Segoe UI" w:eastAsia="Times New Roman" w:hAnsi="Segoe UI" w:cs="Segoe UI"/>
+          <w:sz w:val="21"/>
+          <w:szCs w:val="21"/>
+          <w:lang w:val="it-IT" w:eastAsia="it-IT"/>
+        </w:rPr>
+        <w:t xml:space="preserve">      </w:t>
+      </w:r>
+      <w:r>
+        <w:rPr>
+          <w:rFonts w:ascii="MS Gothic" w:eastAsia="MS Gothic" w:hAnsi="MS Gothic" w:cs="MS Gothic"/>
+          <w:sz w:val="21"/>
+          <w:szCs w:val="21"/>
+          <w:lang w:val="it-IT" w:eastAsia="it-IT"/>
+        </w:rPr>
+        <w:t>├─</w:t>
+      </w:r>
+      <w:r>
+        <w:rPr>
+          <w:rFonts w:ascii="Segoe UI" w:eastAsia="Times New Roman" w:hAnsi="Segoe UI" w:cs="Segoe UI"/>
+          <w:sz w:val="21"/>
+          <w:szCs w:val="21"/>
+          <w:lang w:val="it-IT" w:eastAsia="it-IT"/>
+        </w:rPr>
+        <w:t xml:space="preserve"> 03b_index_documents.py</w:t>
+      </w:r>
+    </w:p>
+    <w:p>
+      <w:pPr>
+        <w:pStyle w:val="Paragrafoelenco"/>
+        <w:spacing w:after="0" w:line="300" w:lineRule="atLeast"/>
+        <w:ind w:left="1440"/>
+        <w:rPr>
+          <w:rFonts w:ascii="Segoe UI" w:eastAsia="Times New Roman" w:hAnsi="Segoe UI" w:cs="Segoe UI"/>
+          <w:sz w:val="21"/>
+          <w:szCs w:val="21"/>
+          <w:lang w:val="it-IT" w:eastAsia="it-IT"/>
+        </w:rPr>
+      </w:pPr>
+      <w:r>
+        <w:rPr>
+          <w:rFonts w:ascii="Segoe UI" w:eastAsia="Times New Roman" w:hAnsi="Segoe UI" w:cs="Segoe UI"/>
+          <w:sz w:val="21"/>
+          <w:szCs w:val="21"/>
+          <w:lang w:val="it-IT" w:eastAsia="it-IT"/>
+        </w:rPr>
+        <w:t xml:space="preserve">           </w:t>
+      </w:r>
+      <w:r>
+        <w:rPr>
+          <w:rFonts w:ascii="MS Gothic" w:eastAsia="MS Gothic" w:hAnsi="MS Gothic" w:cs="MS Gothic"/>
+          <w:sz w:val="21"/>
+          <w:szCs w:val="21"/>
+          <w:lang w:val="it-IT" w:eastAsia="it-IT"/>
+        </w:rPr>
+        <w:t>│</w:t>
+      </w:r>
+      <w:r>
+        <w:rPr>
+          <w:rFonts w:ascii="Segoe UI" w:eastAsia="Times New Roman" w:hAnsi="Segoe UI" w:cs="Segoe UI"/>
+          <w:sz w:val="21"/>
+          <w:szCs w:val="21"/>
+          <w:lang w:val="it-IT" w:eastAsia="it-IT"/>
+        </w:rPr>
+        <w:t xml:space="preserve">      </w:t>
+      </w:r>
+      <w:r>
+        <w:rPr>
+          <w:rFonts w:ascii="MS Gothic" w:eastAsia="MS Gothic" w:hAnsi="MS Gothic" w:cs="MS Gothic"/>
+          <w:sz w:val="21"/>
+          <w:szCs w:val="21"/>
+          <w:lang w:val="it-IT" w:eastAsia="it-IT"/>
+        </w:rPr>
+        <w:t>├─</w:t>
+      </w:r>
+      <w:r>
+        <w:rPr>
+          <w:rFonts w:ascii="Segoe UI" w:eastAsia="Times New Roman" w:hAnsi="Segoe UI" w:cs="Segoe UI"/>
+          <w:sz w:val="21"/>
+          <w:szCs w:val="21"/>
+          <w:lang w:val="it-IT" w:eastAsia="it-IT"/>
+        </w:rPr>
+        <w:t xml:space="preserve"> 04_run_pipeline.py</w:t>
+      </w:r>
+    </w:p>
+    <w:p>
+      <w:pPr>
+        <w:pStyle w:val="Paragrafoelenco"/>
+        <w:spacing w:after="0" w:line="300" w:lineRule="atLeast"/>
+        <w:ind w:left="1440"/>
+        <w:rPr>
+          <w:rFonts w:ascii="Segoe UI" w:eastAsia="Times New Roman" w:hAnsi="Segoe UI" w:cs="Segoe UI"/>
+          <w:sz w:val="21"/>
+          <w:szCs w:val="21"/>
+          <w:lang w:val="it-IT" w:eastAsia="it-IT"/>
+        </w:rPr>
+      </w:pPr>
+      <w:r>
+        <w:rPr>
+          <w:rFonts w:ascii="Segoe UI" w:eastAsia="Times New Roman" w:hAnsi="Segoe UI" w:cs="Segoe UI"/>
+          <w:sz w:val="21"/>
+          <w:szCs w:val="21"/>
+          <w:lang w:eastAsia="it-IT"/>
+        </w:rPr>
+        <w:t xml:space="preserve">           </w:t>
+      </w:r>
+      <w:r>
+        <w:rPr>
+          <w:rFonts w:ascii="MS Gothic" w:eastAsia="MS Gothic" w:hAnsi="MS Gothic" w:cs="MS Gothic"/>
+          <w:sz w:val="21"/>
+          <w:szCs w:val="21"/>
+          <w:lang w:eastAsia="it-IT"/>
+        </w:rPr>
+        <w:t>│</w:t>
+      </w:r>
+      <w:r>
+        <w:rPr>
+          <w:rFonts w:ascii="Segoe UI" w:eastAsia="Times New Roman" w:hAnsi="Segoe UI" w:cs="Segoe UI"/>
+          <w:sz w:val="21"/>
+          <w:szCs w:val="21"/>
+          <w:lang w:eastAsia="it-IT"/>
+        </w:rPr>
+        <w:t xml:space="preserve"> </w:t>
+      </w:r>
+      <w:r>
+        <w:rPr>
+          <w:rFonts w:ascii="Segoe UI" w:eastAsia="Times New Roman" w:hAnsi="Segoe UI" w:cs="Segoe UI"/>
+          <w:sz w:val="21"/>
+          <w:szCs w:val="21"/>
+          <w:lang w:eastAsia="it-IT"/>
+        </w:rPr>
+        <w:t xml:space="preserve">     </w:t>
+      </w:r>
+      <w:r>
+        <w:rPr>
+          <w:rFonts w:ascii="MS Gothic" w:eastAsia="MS Gothic" w:hAnsi="MS Gothic" w:cs="MS Gothic"/>
+          <w:sz w:val="21"/>
+          <w:szCs w:val="21"/>
+          <w:lang w:eastAsia="it-IT"/>
+        </w:rPr>
+        <w:t>├─</w:t>
+      </w:r>
+      <w:r>
+        <w:rPr>
+          <w:rFonts w:ascii="Segoe UI" w:eastAsia="Times New Roman" w:hAnsi="Segoe UI" w:cs="Segoe UI"/>
+          <w:sz w:val="21"/>
+          <w:szCs w:val="21"/>
+          <w:lang w:eastAsia="it-IT"/>
+        </w:rPr>
+        <w:t xml:space="preserve"> </w:t>
+      </w:r>
+      <w:r>
+        <w:rPr>
+          <w:rFonts w:ascii="Segoe UI" w:eastAsia="Times New Roman" w:hAnsi="Segoe UI" w:cs="Segoe UI"/>
+          <w:sz w:val="21"/>
+          <w:szCs w:val="21"/>
+          <w:lang w:val="it-IT" w:eastAsia="it-IT"/>
+        </w:rPr>
+        <w:t>chat_ragNew.py</w:t>
+      </w:r>
+    </w:p>
+    <w:p>
+      <w:pPr>
+        <w:spacing w:after="0" w:line="300" w:lineRule="atLeast"/>
+        <w:rPr>
+          <w:rFonts w:ascii="Segoe UI" w:eastAsia="Times New Roman" w:hAnsi="Segoe UI" w:cs="Segoe UI"/>
+          <w:sz w:val="21"/>
+          <w:szCs w:val="21"/>
+          <w:lang w:val="it-IT" w:eastAsia="it-IT"/>
+        </w:rPr>
+      </w:pPr>
+      <w:r>
+        <w:rPr>
+          <w:rFonts w:ascii="Segoe UI" w:eastAsia="Times New Roman" w:hAnsi="Segoe UI" w:cs="Segoe UI"/>
+          <w:sz w:val="21"/>
+          <w:szCs w:val="21"/>
+          <w:lang w:eastAsia="it-IT"/>
+        </w:rPr>
+        <w:t xml:space="preserve">  </w:t>
+      </w:r>
+      <w:r>
+        <w:rPr>
+          <w:rFonts w:ascii="Segoe UI" w:eastAsia="Times New Roman" w:hAnsi="Segoe UI" w:cs="Segoe UI"/>
+          <w:sz w:val="21"/>
+          <w:szCs w:val="21"/>
+          <w:lang w:eastAsia="it-IT"/>
+        </w:rPr>
+        <w:t xml:space="preserve">    </w:t>
+      </w:r>
+      <w:r>
+        <w:rPr>
+          <w:rFonts w:ascii="Segoe UI" w:eastAsia="Times New Roman" w:hAnsi="Segoe UI" w:cs="Segoe UI"/>
+          <w:sz w:val="21"/>
+          <w:szCs w:val="21"/>
+          <w:lang w:eastAsia="it-IT"/>
+        </w:rPr>
+        <w:t xml:space="preserve">                         </w:t>
+      </w:r>
+      <w:r>
+        <w:rPr>
+          <w:rFonts w:ascii="Segoe UI" w:eastAsia="Times New Roman" w:hAnsi="Segoe UI" w:cs="Segoe UI"/>
+          <w:sz w:val="21"/>
+          <w:szCs w:val="21"/>
+          <w:lang w:eastAsia="it-IT"/>
+        </w:rPr>
+        <w:t xml:space="preserve">    </w:t>
+      </w:r>
+      <w:r>
+        <w:rPr>
+          <w:rFonts w:ascii="Segoe UI" w:eastAsia="Times New Roman" w:hAnsi="Segoe UI" w:cs="Segoe UI"/>
+          <w:sz w:val="21"/>
+          <w:szCs w:val="21"/>
+          <w:lang w:eastAsia="it-IT"/>
+        </w:rPr>
+        <w:t xml:space="preserve"> </w:t>
+      </w:r>
+      <w:r>
+        <w:rPr>
+          <w:rFonts w:ascii="MS Gothic" w:eastAsia="MS Gothic" w:hAnsi="MS Gothic" w:cs="MS Gothic"/>
+          <w:sz w:val="21"/>
+          <w:szCs w:val="21"/>
+          <w:lang w:eastAsia="it-IT"/>
+        </w:rPr>
+        <w:t>│</w:t>
+      </w:r>
+      <w:r>
+        <w:rPr>
+          <w:rFonts w:ascii="Segoe UI" w:eastAsia="Times New Roman" w:hAnsi="Segoe UI" w:cs="Segoe UI"/>
+          <w:sz w:val="21"/>
+          <w:szCs w:val="21"/>
+          <w:lang w:eastAsia="it-IT"/>
+        </w:rPr>
+        <w:t xml:space="preserve"> </w:t>
+      </w:r>
+      <w:r>
+        <w:rPr>
+          <w:rFonts w:ascii="Segoe UI" w:eastAsia="Times New Roman" w:hAnsi="Segoe UI" w:cs="Segoe UI"/>
+          <w:sz w:val="21"/>
+          <w:szCs w:val="21"/>
+          <w:lang w:eastAsia="it-IT"/>
+        </w:rPr>
+        <w:t xml:space="preserve">     </w:t>
+      </w:r>
+      <w:r>
+        <w:rPr>
+          <w:rFonts w:ascii="MS Gothic" w:eastAsia="MS Gothic" w:hAnsi="MS Gothic" w:cs="MS Gothic"/>
+          <w:sz w:val="21"/>
+          <w:szCs w:val="21"/>
+          <w:lang w:eastAsia="it-IT"/>
+        </w:rPr>
+        <w:t>├─</w:t>
+      </w:r>
+      <w:r>
+        <w:rPr>
+          <w:rFonts w:ascii="Segoe UI" w:eastAsia="Times New Roman" w:hAnsi="Segoe UI" w:cs="Segoe UI"/>
+          <w:sz w:val="21"/>
+          <w:szCs w:val="21"/>
+          <w:lang w:eastAsia="it-IT"/>
+        </w:rPr>
+        <w:t xml:space="preserve"> </w:t>
+      </w:r>
+      <w:r>
+        <w:rPr>
+          <w:rFonts w:ascii="Segoe UI" w:eastAsia="Times New Roman" w:hAnsi="Segoe UI" w:cs="Segoe UI"/>
+          <w:sz w:val="21"/>
+          <w:szCs w:val="21"/>
+          <w:lang w:val="it-IT" w:eastAsia="it-IT"/>
+        </w:rPr>
+        <w:t>test_rag.py</w:t>
       </w:r>
     </w:p>
     <w:p>
@@ -1180,6 +1698,7 @@
         <w:pStyle w:val="Paragrafoelenco"/>
         <w:ind w:left="360"/>
         <w:rPr>
+          <w:u w:val="single"/>
           <w:lang w:val="it-IT"/>
         </w:rPr>
       </w:pPr>
@@ -1237,6 +1756,7 @@
         <w:t xml:space="preserve"> -m </w:t>
       </w:r>
       <w:proofErr w:type="spellStart"/>
+      <w:proofErr w:type="gramStart"/>
       <w:r>
         <w:rPr>
           <w:lang w:val="it-IT"/>
@@ -1258,12 +1778,27 @@
         <w:t>venv</w:t>
       </w:r>
       <w:proofErr w:type="spellEnd"/>
+      <w:proofErr w:type="gramEnd"/>
       <w:r>
         <w:rPr>
           <w:lang w:val="it-IT"/>
         </w:rPr>
         <w:br/>
-        <w:t xml:space="preserve">   .\.</w:t>
+        <w:t xml:space="preserve"> </w:t>
+      </w:r>
+      <w:proofErr w:type="gramStart"/>
+      <w:r>
+        <w:rPr>
+          <w:lang w:val="it-IT"/>
+        </w:rPr>
+        <w:t xml:space="preserve">  .</w:t>
+      </w:r>
+      <w:proofErr w:type="gramEnd"/>
+      <w:r>
+        <w:rPr>
+          <w:lang w:val="it-IT"/>
+        </w:rPr>
+        <w:t>\.</w:t>
       </w:r>
       <w:proofErr w:type="spellStart"/>
       <w:r>
@@ -1334,7 +1869,14 @@
           <w:lang w:val="it-IT"/>
         </w:rPr>
         <w:br/>
-        <w:t>5) Creare .</w:t>
+        <w:t xml:space="preserve">5) </w:t>
+      </w:r>
+      <w:proofErr w:type="gramStart"/>
+      <w:r>
+        <w:rPr>
+          <w:lang w:val="it-IT"/>
+        </w:rPr>
+        <w:t>Creare .</w:t>
       </w:r>
       <w:proofErr w:type="spellStart"/>
       <w:r>
@@ -1344,6 +1886,7 @@
         <w:t>env</w:t>
       </w:r>
       <w:proofErr w:type="spellEnd"/>
+      <w:proofErr w:type="gramEnd"/>
       <w:r>
         <w:rPr>
           <w:lang w:val="it-IT"/>
@@ -1425,7 +1968,19 @@
           <w:lang w:val="it-IT"/>
         </w:rPr>
         <w:br/>
-        <w:t>7) Eseguire gli script:</w:t>
+        <w:t xml:space="preserve">7) Eseguire </w:t>
+      </w:r>
+      <w:r>
+        <w:rPr>
+          <w:lang w:val="it-IT"/>
+        </w:rPr>
+        <w:t xml:space="preserve">lo </w:t>
+      </w:r>
+      <w:r>
+        <w:rPr>
+          <w:lang w:val="it-IT"/>
+        </w:rPr>
+        <w:t>script:</w:t>
       </w:r>
       <w:r>
         <w:rPr>
@@ -1446,28 +2001,16 @@
         <w:rPr>
           <w:lang w:val="it-IT"/>
         </w:rPr>
-        <w:t xml:space="preserve"> .\scripts\01_enrich_kb.py</w:t>
-      </w:r>
-      <w:r>
-        <w:rPr>
-          <w:lang w:val="it-IT"/>
-        </w:rPr>
-        <w:br/>
-        <w:t xml:space="preserve">   </w:t>
-      </w:r>
-      <w:proofErr w:type="spellStart"/>
-      <w:r>
-        <w:rPr>
-          <w:lang w:val="it-IT"/>
-        </w:rPr>
-        <w:t>python</w:t>
-      </w:r>
-      <w:proofErr w:type="spellEnd"/>
-      <w:r>
-        <w:rPr>
-          <w:lang w:val="it-IT"/>
-        </w:rPr>
-        <w:t xml:space="preserve"> .\scripts\02_index_chroma.py</w:t>
+        <w:t xml:space="preserve"> .\scripts\</w:t>
+      </w:r>
+      <w:r>
+        <w:rPr>
+          <w:rFonts w:ascii="Segoe UI" w:eastAsia="Times New Roman" w:hAnsi="Segoe UI" w:cs="Segoe UI"/>
+          <w:sz w:val="21"/>
+          <w:szCs w:val="21"/>
+          <w:lang w:val="it-IT" w:eastAsia="it-IT"/>
+        </w:rPr>
+        <w:t>04_run_pipeline.py</w:t>
       </w:r>
       <w:r>
         <w:rPr>
@@ -1488,7 +2031,25 @@
         <w:rPr>
           <w:lang w:val="it-IT"/>
         </w:rPr>
-        <w:t xml:space="preserve"> .\test_rag.py</w:t>
+        <w:t xml:space="preserve"> </w:t>
+      </w:r>
+      <w:r>
+        <w:rPr>
+          <w:lang w:val="it-IT"/>
+        </w:rPr>
+        <w:t xml:space="preserve"> </w:t>
+      </w:r>
+      <w:r>
+        <w:rPr>
+          <w:lang w:val="it-IT"/>
+        </w:rPr>
+        <w:t>.\scripts\</w:t>
+      </w:r>
+      <w:r>
+        <w:rPr>
+          <w:lang w:val="it-IT"/>
+        </w:rPr>
+        <w:t>test_rag.py</w:t>
       </w:r>
       <w:r>
         <w:rPr>
@@ -1687,6 +2248,7 @@
         <w:rPr>
           <w:lang w:val="it-IT"/>
         </w:rPr>
+        <w:lastRenderedPageBreak/>
         <w:t>Retry</w:t>
       </w:r>
       <w:proofErr w:type="spellEnd"/>
@@ -1827,7 +2389,6 @@
         <w:rPr>
           <w:lang w:val="it-IT"/>
         </w:rPr>
-        <w:lastRenderedPageBreak/>
         <w:t>Upsert</w:t>
       </w:r>
       <w:proofErr w:type="spellEnd"/>
@@ -2232,7 +2793,14 @@
         <w:rPr>
           <w:lang w:val="it-IT"/>
         </w:rPr>
-        <w:t xml:space="preserve"> input text" → è normale; lo script chiamerà l’API con il testo.</w:t>
+        <w:t xml:space="preserve"> input text" → è normale; lo script chiamerà l’API con </w:t>
+      </w:r>
+      <w:r>
+        <w:rPr>
+          <w:lang w:val="it-IT"/>
+        </w:rPr>
+        <w:lastRenderedPageBreak/>
+        <w:t>il testo.</w:t>
       </w:r>
       <w:r>
         <w:rPr>
@@ -2323,12 +2891,6 @@
           <w:lang w:val="it-IT"/>
         </w:rPr>
         <w:br/>
-      </w:r>
-      <w:r>
-        <w:rPr>
-          <w:lang w:val="it-IT"/>
-        </w:rPr>
-        <w:lastRenderedPageBreak/>
         <w:t>• Telemetria Chroma INFO → messaggio informativo, non è un errore.</w:t>
       </w:r>
       <w:r>
@@ -2818,6 +3380,9 @@
       </w:r>
       <w:r>
         <w:br/>
+      </w:r>
+      <w:r>
+        <w:lastRenderedPageBreak/>
         <w:t xml:space="preserve">    return data["data"][0]["embedding"]</w:t>
       </w:r>
       <w:r>
@@ -2829,7 +3394,6 @@
         <w:pStyle w:val="Titolo2"/>
       </w:pPr>
       <w:r>
-        <w:lastRenderedPageBreak/>
         <w:t>Appendice — Comandi rapidi</w:t>
       </w:r>
     </w:p>
@@ -2848,7 +3412,15 @@
       <w:proofErr w:type="gramEnd"/>
       <w:r>
         <w:br/>
-        <w:t>.\.venv\Scripts\activate</w:t>
+        <w:t>.\.</w:t>
+      </w:r>
+      <w:proofErr w:type="spellStart"/>
+      <w:r>
+        <w:t>venv</w:t>
+      </w:r>
+      <w:proofErr w:type="spellEnd"/>
+      <w:r>
+        <w:t>\Scripts\activate</w:t>
       </w:r>
       <w:r>
         <w:br/>
@@ -3028,22 +3600,33 @@
       </w:r>
       <w:r>
         <w:br/>
-        <w:t>python .\scripts\01_enrich_kb.py</w:t>
-      </w:r>
-      <w:r>
-        <w:br/>
-        <w:t>python .\scripts\02_index_chroma.py</w:t>
-      </w:r>
-      <w:r>
-        <w:br/>
       </w:r>
       <w:proofErr w:type="gramStart"/>
       <w:r>
+        <w:t xml:space="preserve">python </w:t>
+      </w:r>
+      <w:r>
+        <w:t>.</w:t>
+      </w:r>
+      <w:proofErr w:type="gramEnd"/>
+      <w:r>
+        <w:t>\</w:t>
+      </w:r>
+      <w:r>
+        <w:t>scripts/04_run_pipeline.py</w:t>
+      </w:r>
+    </w:p>
+    <w:p>
+      <w:proofErr w:type="gramStart"/>
+      <w:r>
         <w:t>python .</w:t>
       </w:r>
       <w:proofErr w:type="gramEnd"/>
       <w:r>
-        <w:t>\test_rag.py</w:t>
+        <w:t>\scripts\</w:t>
+      </w:r>
+      <w:r>
+        <w:t>test_rag.py</w:t>
       </w:r>
       <w:r>
         <w:br/>
